--- a/ru/wisdom-stories/five-more-minutes.docx
+++ b/ru/wisdom-stories/five-more-minutes.docx
@@ -204,7 +204,7 @@
         <w:rPr>
           <w:lang/>
         </w:rPr>
-        <w:t xml:space="preserve"> Не откладывайте на завтра время для тех, кого любите. Порой самые обычные пять минут вместе — один из самых дорогих подарков жизни.</w:t>
+        <w:t xml:space="preserve"> Не откладывайте на завтра общение с теми, кого любите. Порой самые обычные пять минут вместе — один из самых дорогих подарков жизни.</w:t>
       </w:r>
     </w:p>
     <w:p>
